--- a/output_receita_federal/instrucao_normativa_rfb/documents/in_rfb_1531_20141219.docx
+++ b/output_receita_federal/instrucao_normativa_rfb/documents/in_rfb_1531_20141219.docx
@@ -52,7 +52,248 @@
     </w:p>
     <w:p>
       <w:r>
-        <w:t>Anexo Único</w:t>
+        <w:t>(Anexo Único da Instrução Normativa RFB nº 1.531, de 19 de dezembro de 2014.)</w:t>
+      </w:r>
+    </w:p>
+    <w:p>
+      <w:r>
+        <w:t>CÓDIGOS DE OCUPAÇÃO PRINCIPAL DO CONTRIBUINTE</w:t>
+      </w:r>
+    </w:p>
+    <w:tbl>
+      <w:tblPr>
+        <w:tblStyle w:val="LightGrid-Accent1"/>
+        <w:tblW w:type="auto" w:w="0"/>
+        <w:tblLayout w:type="autofit"/>
+        <w:tblLook w:firstColumn="1" w:firstRow="1" w:lastColumn="0" w:lastRow="0" w:noHBand="0" w:noVBand="1" w:val="04A0"/>
+      </w:tblPr>
+      <w:tblGrid>
+        <w:gridCol w:w="4320"/>
+        <w:gridCol w:w="4320"/>
+      </w:tblGrid>
+      <w:tr>
+        <w:tc>
+          <w:tcPr>
+            <w:tcW w:type="dxa" w:w="4320"/>
+          </w:tcPr>
+          <w:p>
+            <w:r>
+              <w:t>Código</w:t>
+            </w:r>
+            <w:r/>
+          </w:p>
+        </w:tc>
+        <w:tc>
+          <w:tcPr>
+            <w:tcW w:type="dxa" w:w="4320"/>
+          </w:tcPr>
+          <w:p>
+            <w:r>
+              <w:t>Ocupação Principal do Contribuinte</w:t>
+            </w:r>
+            <w:r/>
+          </w:p>
+        </w:tc>
+      </w:tr>
+      <w:tr>
+        <w:tc>
+          <w:tcPr>
+            <w:tcW w:type="dxa" w:w="4320"/>
+          </w:tcPr>
+          <w:p>
+            <w:r>
+              <w:t>225</w:t>
+            </w:r>
+            <w:r/>
+          </w:p>
+        </w:tc>
+        <w:tc>
+          <w:tcPr>
+            <w:tcW w:type="dxa" w:w="4320"/>
+          </w:tcPr>
+          <w:p>
+            <w:r>
+              <w:t>Médico</w:t>
+            </w:r>
+            <w:r/>
+          </w:p>
+        </w:tc>
+      </w:tr>
+      <w:tr>
+        <w:tc>
+          <w:tcPr>
+            <w:tcW w:type="dxa" w:w="4320"/>
+          </w:tcPr>
+          <w:p>
+            <w:r>
+              <w:t>226</w:t>
+            </w:r>
+            <w:r/>
+          </w:p>
+        </w:tc>
+        <w:tc>
+          <w:tcPr>
+            <w:tcW w:type="dxa" w:w="4320"/>
+          </w:tcPr>
+          <w:p>
+            <w:r>
+              <w:t>Odontólogo</w:t>
+            </w:r>
+            <w:r/>
+          </w:p>
+        </w:tc>
+      </w:tr>
+      <w:tr>
+        <w:tc>
+          <w:tcPr>
+            <w:tcW w:type="dxa" w:w="4320"/>
+          </w:tcPr>
+          <w:p>
+            <w:r>
+              <w:t>230</w:t>
+            </w:r>
+            <w:r/>
+          </w:p>
+        </w:tc>
+        <w:tc>
+          <w:tcPr>
+            <w:tcW w:type="dxa" w:w="4320"/>
+          </w:tcPr>
+          <w:p>
+            <w:r>
+              <w:t>Fonoaudiólogo</w:t>
+            </w:r>
+            <w:r/>
+          </w:p>
+        </w:tc>
+      </w:tr>
+      <w:tr>
+        <w:tc>
+          <w:tcPr>
+            <w:tcW w:type="dxa" w:w="4320"/>
+          </w:tcPr>
+          <w:p>
+            <w:r>
+              <w:t>231</w:t>
+            </w:r>
+            <w:r/>
+          </w:p>
+        </w:tc>
+        <w:tc>
+          <w:tcPr>
+            <w:tcW w:type="dxa" w:w="4320"/>
+          </w:tcPr>
+          <w:p>
+            <w:r>
+              <w:t>Fisioterapeuta</w:t>
+            </w:r>
+            <w:r/>
+          </w:p>
+        </w:tc>
+      </w:tr>
+      <w:tr>
+        <w:tc>
+          <w:tcPr>
+            <w:tcW w:type="dxa" w:w="4320"/>
+          </w:tcPr>
+          <w:p>
+            <w:r>
+              <w:t>232</w:t>
+            </w:r>
+            <w:r/>
+          </w:p>
+        </w:tc>
+        <w:tc>
+          <w:tcPr>
+            <w:tcW w:type="dxa" w:w="4320"/>
+          </w:tcPr>
+          <w:p>
+            <w:r>
+              <w:t>Terapeuta ocupacional</w:t>
+            </w:r>
+            <w:r/>
+          </w:p>
+        </w:tc>
+      </w:tr>
+      <w:tr>
+        <w:tc>
+          <w:tcPr>
+            <w:tcW w:type="dxa" w:w="4320"/>
+          </w:tcPr>
+          <w:p>
+            <w:r>
+              <w:t>241</w:t>
+            </w:r>
+            <w:r/>
+          </w:p>
+        </w:tc>
+        <w:tc>
+          <w:tcPr>
+            <w:tcW w:type="dxa" w:w="4320"/>
+          </w:tcPr>
+          <w:p>
+            <w:r>
+              <w:t>Advogado</w:t>
+            </w:r>
+            <w:r/>
+          </w:p>
+        </w:tc>
+      </w:tr>
+      <w:tr>
+        <w:tc>
+          <w:tcPr>
+            <w:tcW w:type="dxa" w:w="4320"/>
+          </w:tcPr>
+          <w:p>
+            <w:r>
+              <w:t>255</w:t>
+            </w:r>
+            <w:r/>
+          </w:p>
+        </w:tc>
+        <w:tc>
+          <w:tcPr>
+            <w:tcW w:type="dxa" w:w="4320"/>
+          </w:tcPr>
+          <w:p>
+            <w:r>
+              <w:t>Psicólogo</w:t>
+            </w:r>
+            <w:r/>
+          </w:p>
+        </w:tc>
+      </w:tr>
+      <w:tr>
+        <w:tc>
+          <w:tcPr>
+            <w:tcW w:type="dxa" w:w="4320"/>
+          </w:tcPr>
+          <w:p>
+            <w:r>
+              <w:t>355</w:t>
+            </w:r>
+            <w:r/>
+          </w:p>
+        </w:tc>
+        <w:tc>
+          <w:tcPr>
+            <w:tcW w:type="dxa" w:w="4320"/>
+          </w:tcPr>
+          <w:p>
+            <w:r>
+              <w:t>Corretor e administrador de imóveis</w:t>
+            </w:r>
+            <w:r/>
+          </w:p>
+        </w:tc>
+      </w:tr>
+    </w:tbl>
+    <w:p>
+      <w:r>
+        <w:rPr>
+          <w:i/>
+        </w:rPr>
+        <w:t>[Redação dada pelo(a) Instrução Normativa RFB nº 2177, de 29 de fevereiro de 2024]</w:t>
       </w:r>
     </w:p>
     <w:sectPr>
